--- a/chapters/unix.docx
+++ b/chapters/unix.docx
@@ -15,7 +15,7 @@
         <w:pStyle w:val="Date"/>
       </w:pPr>
       <w:r>
-        <w:t xml:space="preserve">Last modified: 2026-10-10 01:40:28 (PDT)</w:t>
+        <w:t xml:space="preserve">Last modified: 2026-10-11 02:07:28 (PDT)</w:t>
       </w:r>
     </w:p>
     <w:p>

--- a/chapters/unix.docx
+++ b/chapters/unix.docx
@@ -15,7 +15,7 @@
         <w:pStyle w:val="Date"/>
       </w:pPr>
       <w:r>
-        <w:t xml:space="preserve">Last modified: 2026-10-11 02:07:28 (PDT)</w:t>
+        <w:t xml:space="preserve">Last modified: 2026-10-11 19:47:18 (PDT)</w:t>
       </w:r>
     </w:p>
     <w:p>

--- a/chapters/unix.docx
+++ b/chapters/unix.docx
@@ -15,7 +15,7 @@
         <w:pStyle w:val="Date"/>
       </w:pPr>
       <w:r>
-        <w:t xml:space="preserve">Last modified: 2026-10-11 19:47:18 (PDT)</w:t>
+        <w:t xml:space="preserve">Last modified: 2026-10-11 20:59:42 (PDT)</w:t>
       </w:r>
     </w:p>
     <w:p>

--- a/chapters/unix.docx
+++ b/chapters/unix.docx
@@ -15,7 +15,7 @@
         <w:pStyle w:val="Date"/>
       </w:pPr>
       <w:r>
-        <w:t xml:space="preserve">Last modified: 2026-10-11 20:59:42 (PDT)</w:t>
+        <w:t xml:space="preserve">Last modified: 2026-10-11 21:04:29 (PDT)</w:t>
       </w:r>
     </w:p>
     <w:p>

--- a/chapters/unix.docx
+++ b/chapters/unix.docx
@@ -15,7 +15,7 @@
         <w:pStyle w:val="Date"/>
       </w:pPr>
       <w:r>
-        <w:t xml:space="preserve">Last modified: 2026-10-11 21:04:29 (PDT)</w:t>
+        <w:t xml:space="preserve">Last modified: 2026-10-12 00:36:52 (PDT)</w:t>
       </w:r>
     </w:p>
     <w:p>

--- a/chapters/unix.docx
+++ b/chapters/unix.docx
@@ -15,7 +15,7 @@
         <w:pStyle w:val="Date"/>
       </w:pPr>
       <w:r>
-        <w:t xml:space="preserve">Last modified: 2026-10-12 00:36:52 (PDT)</w:t>
+        <w:t xml:space="preserve">Last modified: 2026-10-12 01:04:11 (PDT)</w:t>
       </w:r>
     </w:p>
     <w:p>
@@ -1402,7 +1402,7 @@
     </w:p>
     <w:bookmarkEnd w:id="15"/>
     <w:bookmarkEnd w:id="16"/>
-    <w:bookmarkStart w:id="21" w:name="basics"/>
+    <w:bookmarkStart w:id="21" w:name="sec-unix-basics"/>
     <w:p>
       <w:pPr>
         <w:pStyle w:val="Heading2"/>
@@ -2985,7 +2985,7 @@
     </w:tbl>
     <w:bookmarkEnd w:id="36"/>
     <w:bookmarkEnd w:id="37"/>
-    <w:bookmarkStart w:id="43" w:name="syntax-for-both-macwindows"/>
+    <w:bookmarkStart w:id="43" w:name="sec-syntax-for-both-macwindows"/>
     <w:p>
       <w:pPr>
         <w:pStyle w:val="Heading2"/>
@@ -7135,7 +7135,7 @@
     </w:p>
     <w:bookmarkEnd w:id="64"/>
     <w:bookmarkEnd w:id="65"/>
-    <w:bookmarkStart w:id="67" w:name="running-bash-scripts"/>
+    <w:bookmarkStart w:id="67" w:name="sec-running-bash-scripts"/>
     <w:p>
       <w:pPr>
         <w:pStyle w:val="Heading2"/>
@@ -8718,7 +8718,7 @@
     </w:p>
     <w:bookmarkEnd w:id="80"/>
     <w:bookmarkEnd w:id="81"/>
-    <w:bookmarkStart w:id="84" w:name="running-rscripts-in-windows"/>
+    <w:bookmarkStart w:id="84" w:name="sec-running-rscripts-in-windows"/>
     <w:p>
       <w:pPr>
         <w:pStyle w:val="Heading2"/>
@@ -8968,7 +8968,7 @@
     </w:p>
     <w:bookmarkEnd w:id="83"/>
     <w:bookmarkEnd w:id="84"/>
-    <w:bookmarkStart w:id="85" w:name="checking-tasks-and-killing-jobs"/>
+    <w:bookmarkStart w:id="85" w:name="sec-checking-tasks-and-killing-jobs"/>
     <w:p>
       <w:pPr>
         <w:pStyle w:val="Heading2"/>
@@ -9344,7 +9344,7 @@
       </w:r>
     </w:p>
     <w:bookmarkEnd w:id="85"/>
-    <w:bookmarkStart w:id="89" w:name="running-big-jobs"/>
+    <w:bookmarkStart w:id="89" w:name="sec-running-big-jobs"/>
     <w:p>
       <w:pPr>
         <w:pStyle w:val="Heading2"/>
@@ -11729,7 +11729,7 @@
     </w:p>
     <w:bookmarkEnd w:id="88"/>
     <w:bookmarkEnd w:id="89"/>
-    <w:bookmarkStart w:id="92" w:name="external-resources"/>
+    <w:bookmarkStart w:id="92" w:name="sec-external-resources"/>
     <w:p>
       <w:pPr>
         <w:pStyle w:val="Heading2"/>

--- a/chapters/unix.docx
+++ b/chapters/unix.docx
@@ -15,7 +15,7 @@
         <w:pStyle w:val="Date"/>
       </w:pPr>
       <w:r>
-        <w:t xml:space="preserve">Last modified: 2026-10-12 01:04:11 (PDT)</w:t>
+        <w:t xml:space="preserve">Last modified: 2026-10-12 01:16:52 (PDT)</w:t>
       </w:r>
     </w:p>
     <w:p>

--- a/chapters/unix.docx
+++ b/chapters/unix.docx
@@ -15,7 +15,7 @@
         <w:pStyle w:val="Date"/>
       </w:pPr>
       <w:r>
-        <w:t xml:space="preserve">Last modified: 2026-10-12 01:16:52 (PDT)</w:t>
+        <w:t xml:space="preserve">Last modified: 2026-10-12 02:13:32 (PDT)</w:t>
       </w:r>
     </w:p>
     <w:p>

--- a/chapters/unix.docx
+++ b/chapters/unix.docx
@@ -15,7 +15,7 @@
         <w:pStyle w:val="Date"/>
       </w:pPr>
       <w:r>
-        <w:t xml:space="preserve">Last modified: 2026-10-12 02:13:32 (PDT)</w:t>
+        <w:t xml:space="preserve">Last modified: 2026-10-12 02:20:54 (PDT)</w:t>
       </w:r>
     </w:p>
     <w:p>

--- a/chapters/unix.docx
+++ b/chapters/unix.docx
@@ -15,7 +15,7 @@
         <w:pStyle w:val="Date"/>
       </w:pPr>
       <w:r>
-        <w:t xml:space="preserve">Last modified: 2026-10-12 02:20:54 (PDT)</w:t>
+        <w:t xml:space="preserve">Last modified: 2026-10-12 14:37:38 (PDT)</w:t>
       </w:r>
     </w:p>
     <w:p>

--- a/chapters/unix.docx
+++ b/chapters/unix.docx
@@ -15,7 +15,7 @@
         <w:pStyle w:val="Date"/>
       </w:pPr>
       <w:r>
-        <w:t xml:space="preserve">Last modified: 2026-10-12 14:37:38 (PDT)</w:t>
+        <w:t xml:space="preserve">Last modified: 2026-10-12 20:18:39 (PDT)</w:t>
       </w:r>
     </w:p>
     <w:p>

--- a/chapters/unix.docx
+++ b/chapters/unix.docx
@@ -15,7 +15,7 @@
         <w:pStyle w:val="Date"/>
       </w:pPr>
       <w:r>
-        <w:t xml:space="preserve">Last modified: 2026-10-12 20:18:39 (PDT)</w:t>
+        <w:t xml:space="preserve">Last modified: 2026-10-12 21:28:22 (PDT)</w:t>
       </w:r>
     </w:p>
     <w:p>

--- a/chapters/unix.docx
+++ b/chapters/unix.docx
@@ -15,7 +15,7 @@
         <w:pStyle w:val="Date"/>
       </w:pPr>
       <w:r>
-        <w:t xml:space="preserve">Last modified: 2026-10-12 21:28:22 (PDT)</w:t>
+        <w:t xml:space="preserve">Last modified: 2026-10-14 01:49:27 (PDT)</w:t>
       </w:r>
     </w:p>
     <w:p>

--- a/chapters/unix.docx
+++ b/chapters/unix.docx
@@ -15,7 +15,7 @@
         <w:pStyle w:val="Date"/>
       </w:pPr>
       <w:r>
-        <w:t xml:space="preserve">Last modified: 2026-10-14 01:49:27 (PDT)</w:t>
+        <w:t xml:space="preserve">Last modified: 2026-10-14 02:01:49 (PDT)</w:t>
       </w:r>
     </w:p>
     <w:p>

--- a/chapters/unix.docx
+++ b/chapters/unix.docx
@@ -15,7 +15,7 @@
         <w:pStyle w:val="Date"/>
       </w:pPr>
       <w:r>
-        <w:t xml:space="preserve">Last modified: 2026-10-14 02:01:49 (PDT)</w:t>
+        <w:t xml:space="preserve">Last modified: 2026-10-14 03:08:22 (PDT)</w:t>
       </w:r>
     </w:p>
     <w:p>

--- a/chapters/unix.docx
+++ b/chapters/unix.docx
@@ -15,7 +15,7 @@
         <w:pStyle w:val="Date"/>
       </w:pPr>
       <w:r>
-        <w:t xml:space="preserve">Last modified: 2026-10-14 03:08:22 (PDT)</w:t>
+        <w:t xml:space="preserve">Last modified: 2026-10-14 03:38:56 (PDT)</w:t>
       </w:r>
     </w:p>
     <w:p>
@@ -3759,7 +3759,7 @@
         <w:t xml:space="preserve"> </w:t>
       </w:r>
       <w:r>
-        <w:t xml:space="preserve">so most of the lab is already running it.</w:t>
+        <w:t xml:space="preserve">so many Mac users are already running it.</w:t>
       </w:r>
     </w:p>
     <w:p>
@@ -5196,7 +5196,7 @@
                     <w:jc w:val="center"/>
                   </w:pPr>
                   <w:r>
-                    <w:t xml:space="preserve">Completions for the GitHub CLI, which our workflow leans on heavily</w:t>
+                    <w:t xml:space="preserve">Completions for the GitHub CLI, which the workflows in this guide lean on heavily</w:t>
                   </w:r>
                 </w:p>
               </w:tc>
@@ -7432,7 +7432,7 @@
         <w:t xml:space="preserve"> </w:t>
       </w:r>
       <w:r>
-        <w:t xml:space="preserve">The points below are the lab’s priorities and additions.</w:t>
+        <w:t xml:space="preserve">The points below are our priorities and additions.</w:t>
       </w:r>
     </w:p>
     <w:bookmarkStart w:id="70" w:name="error-handling"/>

--- a/chapters/unix.docx
+++ b/chapters/unix.docx
@@ -15,7 +15,7 @@
         <w:pStyle w:val="Date"/>
       </w:pPr>
       <w:r>
-        <w:t xml:space="preserve">Last modified: 2026-10-14 03:38:56 (PDT)</w:t>
+        <w:t xml:space="preserve">Last modified: 2026-10-14 04:06:05 (PDT)</w:t>
       </w:r>
     </w:p>
     <w:p>

--- a/chapters/unix.docx
+++ b/chapters/unix.docx
@@ -15,7 +15,7 @@
         <w:pStyle w:val="Date"/>
       </w:pPr>
       <w:r>
-        <w:t xml:space="preserve">Last modified: 2026-10-14 04:06:05 (PDT)</w:t>
+        <w:t xml:space="preserve">Last modified: 2026-10-14 04:15:39 (PDT)</w:t>
       </w:r>
     </w:p>
     <w:p>
@@ -4586,13 +4586,13 @@
       </w:r>
     </w:p>
     <w:bookmarkEnd w:id="46"/>
-    <w:bookmarkStart w:id="49" w:name="the-two-plugins-we-use"/>
+    <w:bookmarkStart w:id="49" w:name="the-two-plugins-this-guide-uses"/>
     <w:p>
       <w:pPr>
         <w:pStyle w:val="Heading3"/>
       </w:pPr>
       <w:r>
-        <w:t xml:space="preserve">5.3 The two plugins we use</w:t>
+        <w:t xml:space="preserve">5.3 The two plugins this guide uses</w:t>
       </w:r>
     </w:p>
     <w:p>
@@ -6726,7 +6726,7 @@
         <w:t xml:space="preserve"> </w:t>
       </w:r>
       <w:r>
-        <w:t xml:space="preserve">is the one with the most direct bearing on our own workflows: it is how</w:t>
+        <w:t xml:space="preserve">is the one with the most direct bearing on research workflows: it is how</w:t>
       </w:r>
       <w:r>
         <w:t xml:space="preserve"> </w:t>
@@ -7389,7 +7389,7 @@
         <w:pStyle w:val="FirstParagraph"/>
       </w:pPr>
       <w:r>
-        <w:t xml:space="preserve">For shell scripts, we follow the</w:t>
+        <w:t xml:space="preserve">For shell scripts, we recommend the</w:t>
       </w:r>
       <w:r>
         <w:t xml:space="preserve"> </w:t>
@@ -7412,7 +7412,7 @@
         <w:t xml:space="preserve"> </w:t>
       </w:r>
       <w:r>
-        <w:t xml:space="preserve">the same way our R chapters defer to the</w:t>
+        <w:t xml:space="preserve">the same way the R chapters defer to the</w:t>
       </w:r>
       <w:r>
         <w:t xml:space="preserve"> </w:t>
@@ -7432,7 +7432,7 @@
         <w:t xml:space="preserve"> </w:t>
       </w:r>
       <w:r>
-        <w:t xml:space="preserve">The points below are our priorities and additions.</w:t>
+        <w:t xml:space="preserve">The points below are recommended priorities and additions.</w:t>
       </w:r>
     </w:p>
     <w:bookmarkStart w:id="70" w:name="error-handling"/>
@@ -7673,7 +7673,7 @@
         <w:pStyle w:val="FirstParagraph"/>
       </w:pPr>
       <w:r>
-        <w:t xml:space="preserve">Decompose scripts into functions the same way we decompose R code:</w:t>
+        <w:t xml:space="preserve">Decompose scripts into functions the same way as R code:</w:t>
       </w:r>
       <w:r>
         <w:t xml:space="preserve"> </w:t>
@@ -7757,7 +7757,7 @@
         <w:pStyle w:val="FirstParagraph"/>
       </w:pPr>
       <w:r>
-        <w:t xml:space="preserve">The same principle as our R guidance applies:</w:t>
+        <w:t xml:space="preserve">The same principle as in the R guidance applies:</w:t>
       </w:r>
       <w:r>
         <w:t xml:space="preserve"> </w:t>
@@ -8674,7 +8674,7 @@
         <w:pStyle w:val="FirstParagraph"/>
       </w:pPr>
       <w:r>
-        <w:t xml:space="preserve">Follow the same readability conventions as our R style:</w:t>
+        <w:t xml:space="preserve">Follow the same readability conventions as the R style:</w:t>
       </w:r>
       <w:r>
         <w:t xml:space="preserve"> </w:t>

--- a/chapters/unix.docx
+++ b/chapters/unix.docx
@@ -15,7 +15,7 @@
         <w:pStyle w:val="Date"/>
       </w:pPr>
       <w:r>
-        <w:t xml:space="preserve">Last modified: 2026-10-14 04:15:39 (PDT)</w:t>
+        <w:t xml:space="preserve">Last modified: 2026-10-14 12:29:23 (PDT)</w:t>
       </w:r>
     </w:p>
     <w:p>

--- a/chapters/unix.docx
+++ b/chapters/unix.docx
@@ -15,7 +15,7 @@
         <w:pStyle w:val="Date"/>
       </w:pPr>
       <w:r>
-        <w:t xml:space="preserve">Last modified: 2026-10-14 12:29:23 (PDT)</w:t>
+        <w:t xml:space="preserve">Last modified: 2026-10-14 12:39:25 (PDT)</w:t>
       </w:r>
     </w:p>
     <w:p>

--- a/chapters/unix.docx
+++ b/chapters/unix.docx
@@ -15,7 +15,7 @@
         <w:pStyle w:val="Date"/>
       </w:pPr>
       <w:r>
-        <w:t xml:space="preserve">Last modified: 2026-10-14 12:39:25 (PDT)</w:t>
+        <w:t xml:space="preserve">Last modified: 2026-10-15 15:15:23 (PDT)</w:t>
       </w:r>
     </w:p>
     <w:p>

--- a/chapters/unix.docx
+++ b/chapters/unix.docx
@@ -15,7 +15,7 @@
         <w:pStyle w:val="Date"/>
       </w:pPr>
       <w:r>
-        <w:t xml:space="preserve">Last modified: 2026-10-15 15:15:23 (PDT)</w:t>
+        <w:t xml:space="preserve">Last modified: 2026-10-15 15:35:31 (PDT)</w:t>
       </w:r>
     </w:p>
     <w:p>

--- a/chapters/unix.docx
+++ b/chapters/unix.docx
@@ -15,7 +15,7 @@
         <w:pStyle w:val="Date"/>
       </w:pPr>
       <w:r>
-        <w:t xml:space="preserve">Last modified: 2026-10-15 15:35:31 (PDT)</w:t>
+        <w:t xml:space="preserve">Last modified: 2026-10-15 20:34:27 (PDT)</w:t>
       </w:r>
     </w:p>
     <w:p>

--- a/chapters/unix.docx
+++ b/chapters/unix.docx
@@ -15,7 +15,7 @@
         <w:pStyle w:val="Date"/>
       </w:pPr>
       <w:r>
-        <w:t xml:space="preserve">Last modified: 2026-10-15 20:34:27 (PDT)</w:t>
+        <w:t xml:space="preserve">Last modified: 2026-10-15 21:20:53 (PDT)</w:t>
       </w:r>
     </w:p>
     <w:p>

--- a/chapters/unix.docx
+++ b/chapters/unix.docx
@@ -15,7 +15,7 @@
         <w:pStyle w:val="Date"/>
       </w:pPr>
       <w:r>
-        <w:t xml:space="preserve">Last modified: 2026-10-15 21:20:53 (PDT)</w:t>
+        <w:t xml:space="preserve">Last modified: 2026-10-17 02:34:41 (PDT)</w:t>
       </w:r>
     </w:p>
     <w:p>

--- a/chapters/unix.docx
+++ b/chapters/unix.docx
@@ -15,7 +15,7 @@
         <w:pStyle w:val="Date"/>
       </w:pPr>
       <w:r>
-        <w:t xml:space="preserve">Last modified: 2026-10-17 02:34:41 (PDT)</w:t>
+        <w:t xml:space="preserve">Last modified: 2026-10-19 09:42:04 (PDT)</w:t>
       </w:r>
     </w:p>
     <w:p>

--- a/chapters/unix.docx
+++ b/chapters/unix.docx
@@ -15,7 +15,7 @@
         <w:pStyle w:val="Date"/>
       </w:pPr>
       <w:r>
-        <w:t xml:space="preserve">Last modified: 2026-10-19 09:42:04 (PDT)</w:t>
+        <w:t xml:space="preserve">Last modified: 2026-10-21 10:38:25 (PDT)</w:t>
       </w:r>
     </w:p>
     <w:p>

--- a/chapters/unix.docx
+++ b/chapters/unix.docx
@@ -15,7 +15,7 @@
         <w:pStyle w:val="Date"/>
       </w:pPr>
       <w:r>
-        <w:t xml:space="preserve">Last modified: 2026-10-21 10:38:25 (PDT)</w:t>
+        <w:t xml:space="preserve">Last modified: 2026-10-25 19:23:43 (PDT)</w:t>
       </w:r>
     </w:p>
     <w:p>

--- a/chapters/unix.docx
+++ b/chapters/unix.docx
@@ -15,7 +15,7 @@
         <w:pStyle w:val="Date"/>
       </w:pPr>
       <w:r>
-        <w:t xml:space="preserve">Last modified: 2026-10-25 19:23:43 (PDT)</w:t>
+        <w:t xml:space="preserve">Last modified: 2026-10-25 19:34:45 (PDT)</w:t>
       </w:r>
     </w:p>
     <w:p>

--- a/chapters/unix.docx
+++ b/chapters/unix.docx
@@ -15,7 +15,7 @@
         <w:pStyle w:val="Date"/>
       </w:pPr>
       <w:r>
-        <w:t xml:space="preserve">Last modified: 2026-10-25 19:34:45 (PDT)</w:t>
+        <w:t xml:space="preserve">Last modified: 2026-10-25 19:40:13 (PDT)</w:t>
       </w:r>
     </w:p>
     <w:p>

--- a/chapters/unix.docx
+++ b/chapters/unix.docx
@@ -15,7 +15,7 @@
         <w:pStyle w:val="Date"/>
       </w:pPr>
       <w:r>
-        <w:t xml:space="preserve">Last modified: 2026-10-25 19:40:13 (PDT)</w:t>
+        <w:t xml:space="preserve">Last modified: 2026-10-26 13:05:01 (PDT)</w:t>
       </w:r>
     </w:p>
     <w:p>

--- a/chapters/unix.docx
+++ b/chapters/unix.docx
@@ -15,7 +15,7 @@
         <w:pStyle w:val="Date"/>
       </w:pPr>
       <w:r>
-        <w:t xml:space="preserve">Last modified: 2026-10-26 13:05:01 (PDT)</w:t>
+        <w:t xml:space="preserve">Last modified: 2026-10-26 13:09:35 (PDT)</w:t>
       </w:r>
     </w:p>
     <w:p>

--- a/chapters/unix.docx
+++ b/chapters/unix.docx
@@ -15,7 +15,7 @@
         <w:pStyle w:val="Date"/>
       </w:pPr>
       <w:r>
-        <w:t xml:space="preserve">Last modified: 2026-10-26 13:09:35 (PDT)</w:t>
+        <w:t xml:space="preserve">Last modified: 2026-10-26 13:51:46 (PDT)</w:t>
       </w:r>
     </w:p>
     <w:p>

--- a/chapters/unix.docx
+++ b/chapters/unix.docx
@@ -15,7 +15,7 @@
         <w:pStyle w:val="Date"/>
       </w:pPr>
       <w:r>
-        <w:t xml:space="preserve">Last modified: 2026-10-26 13:51:46 (PDT)</w:t>
+        <w:t xml:space="preserve">Last modified: 2026-10-26 23:11:06 (PDT)</w:t>
       </w:r>
     </w:p>
     <w:p>

--- a/chapters/unix.docx
+++ b/chapters/unix.docx
@@ -15,7 +15,7 @@
         <w:pStyle w:val="Date"/>
       </w:pPr>
       <w:r>
-        <w:t xml:space="preserve">Last modified: 2026-10-26 23:11:06 (PDT)</w:t>
+        <w:t xml:space="preserve">Last modified: 2026-10-27 16:10:40 (PDT)</w:t>
       </w:r>
     </w:p>
     <w:p>

--- a/chapters/unix.docx
+++ b/chapters/unix.docx
@@ -15,7 +15,7 @@
         <w:pStyle w:val="Date"/>
       </w:pPr>
       <w:r>
-        <w:t xml:space="preserve">Last modified: 2026-10-27 16:10:40 (PDT)</w:t>
+        <w:t xml:space="preserve">Last modified: 2026-10-27 16:56:59 (PDT)</w:t>
       </w:r>
     </w:p>
     <w:p>

--- a/chapters/unix.docx
+++ b/chapters/unix.docx
@@ -15,7 +15,7 @@
         <w:pStyle w:val="Date"/>
       </w:pPr>
       <w:r>
-        <w:t xml:space="preserve">Last modified: 2026-10-27 16:56:59 (PDT)</w:t>
+        <w:t xml:space="preserve">Last modified: 2026-10-28 16:01:38 (PDT)</w:t>
       </w:r>
     </w:p>
     <w:p>

--- a/chapters/unix.docx
+++ b/chapters/unix.docx
@@ -15,7 +15,7 @@
         <w:pStyle w:val="Date"/>
       </w:pPr>
       <w:r>
-        <w:t xml:space="preserve">Last modified: 2026-10-28 16:01:38 (PDT)</w:t>
+        <w:t xml:space="preserve">Last modified: 2026-10-29 09:14:27 (PDT)</w:t>
       </w:r>
     </w:p>
     <w:p>
